--- a/downloads/teacher/05 Materials/Unit 01/Handouts/Handout 01.08 - Role Cards Lab 1.docx
+++ b/downloads/teacher/05 Materials/Unit 01/Handouts/Handout 01.08 - Role Cards Lab 1.docx
@@ -70,159 +70,6 @@
       </w:r>
       <w:r>
         <w:t xml:space="preserve">out loud, and the burner is off before the pan leaves the stove.</w:t>
-      </w:r>
-      <w:r>
-        <w:t xml:space="preserve"> </w:t>
-      </w:r>
-      <w:r>
-        <w:rPr>
-          <w:rStyle w:val="TeacherNote"/>
-        </w:rPr>
-        <w:t xml:space="preserve">[Sal: add</w:t>
-      </w:r>
-      <w:r>
-        <w:rPr>
-          <w:rStyle w:val="TeacherNote"/>
-        </w:rPr>
-        <w:t xml:space="preserve"> </w:t>
-      </w:r>
-      <w:r>
-        <w:rPr>
-          <w:rStyle w:val="TeacherNote"/>
-        </w:rPr>
-        <w:t xml:space="preserve">“</w:t>
-      </w:r>
-      <w:r>
-        <w:rPr>
-          <w:rStyle w:val="TeacherNote"/>
-        </w:rPr>
-        <w:t xml:space="preserve">behind you,</w:t>
-      </w:r>
-      <w:r>
-        <w:rPr>
-          <w:rStyle w:val="TeacherNote"/>
-        </w:rPr>
-        <w:t xml:space="preserve">”</w:t>
-      </w:r>
-      <w:r>
-        <w:rPr>
-          <w:rStyle w:val="TeacherNote"/>
-        </w:rPr>
-        <w:t xml:space="preserve"> </w:t>
-      </w:r>
-      <w:r>
-        <w:rPr>
-          <w:rStyle w:val="TeacherNote"/>
-        </w:rPr>
-        <w:t xml:space="preserve">“</w:t>
-      </w:r>
-      <w:r>
-        <w:rPr>
-          <w:rStyle w:val="TeacherNote"/>
-        </w:rPr>
-        <w:t xml:space="preserve">hot,</w:t>
-      </w:r>
-      <w:r>
-        <w:rPr>
-          <w:rStyle w:val="TeacherNote"/>
-        </w:rPr>
-        <w:t xml:space="preserve">”</w:t>
-      </w:r>
-      <w:r>
-        <w:rPr>
-          <w:rStyle w:val="TeacherNote"/>
-        </w:rPr>
-        <w:t xml:space="preserve"> </w:t>
-      </w:r>
-      <w:r>
-        <w:rPr>
-          <w:rStyle w:val="TeacherNote"/>
-        </w:rPr>
-        <w:t xml:space="preserve">“</w:t>
-      </w:r>
-      <w:r>
-        <w:rPr>
-          <w:rStyle w:val="TeacherNote"/>
-        </w:rPr>
-        <w:t xml:space="preserve">done,</w:t>
-      </w:r>
-      <w:r>
-        <w:rPr>
-          <w:rStyle w:val="TeacherNote"/>
-        </w:rPr>
-        <w:t xml:space="preserve">”</w:t>
-      </w:r>
-      <w:r>
-        <w:rPr>
-          <w:rStyle w:val="TeacherNote"/>
-        </w:rPr>
-        <w:t xml:space="preserve"> </w:t>
-      </w:r>
-      <w:r>
-        <w:rPr>
-          <w:rStyle w:val="TeacherNote"/>
-        </w:rPr>
-        <w:t xml:space="preserve">and</w:t>
-      </w:r>
-      <w:r>
-        <w:rPr>
-          <w:rStyle w:val="TeacherNote"/>
-        </w:rPr>
-        <w:t xml:space="preserve"> </w:t>
-      </w:r>
-      <w:r>
-        <w:rPr>
-          <w:rStyle w:val="TeacherNote"/>
-        </w:rPr>
-        <w:t xml:space="preserve">“</w:t>
-      </w:r>
-      <w:r>
-        <w:rPr>
-          <w:rStyle w:val="TeacherNote"/>
-        </w:rPr>
-        <w:t xml:space="preserve">help</w:t>
-      </w:r>
-      <w:r>
-        <w:rPr>
-          <w:rStyle w:val="TeacherNote"/>
-        </w:rPr>
-        <w:t xml:space="preserve">”</w:t>
-      </w:r>
-      <w:r>
-        <w:rPr>
-          <w:rStyle w:val="TeacherNote"/>
-        </w:rPr>
-        <w:t xml:space="preserve"> </w:t>
-      </w:r>
-      <w:r>
-        <w:rPr>
-          <w:rStyle w:val="TeacherNote"/>
-        </w:rPr>
-        <w:t xml:space="preserve">in Turkish, Portuguese, and Spanish from</w:t>
-      </w:r>
-      <w:r>
-        <w:rPr>
-          <w:rStyle w:val="TeacherNote"/>
-        </w:rPr>
-        <w:t xml:space="preserve"> </w:t>
-      </w:r>
-      <w:r>
-        <w:rPr>
-          <w:rStyle w:val="VerbatimChar"/>
-        </w:rPr>
-        <w:t xml:space="preserve">Vocabulary 01.md</w:t>
-      </w:r>
-      <w:r>
-        <w:rPr>
-          <w:rStyle w:val="TeacherNote"/>
-        </w:rPr>
-        <w:t xml:space="preserve"> </w:t>
-      </w:r>
-      <w:r>
-        <w:rPr>
-          <w:rStyle w:val="TeacherNote"/>
-        </w:rPr>
-        <w:t xml:space="preserve">on the back of every card.]</w:t>
       </w:r>
     </w:p>
     <w:p>
